--- a/Hidden_Gems_Source_Book.docx
+++ b/Hidden_Gems_Source_Book.docx
@@ -51,7 +51,7 @@
           <w:color w:val="6B7B85"/>
           <w:sz w:val="19"/>
         </w:rPr>
-        <w:t>Scouted June 2026  ·  ★ = Scout's Pick  ·  Press footprint: None (biggest scoop) / Low / Some  ·  Full sources in the CSV</w:t>
+        <w:t>Scouted June 2026  ·  ★ = Insider's Pick  ·  Press footprint: None (biggest scoop) / Low / Some  ·  Full sources in the CSV</w:t>
       </w:r>
     </w:p>
     <w:p>
@@ -72,7 +72,7 @@
           <w:color w:val="1B3A4B"/>
           <w:sz w:val="30"/>
         </w:rPr>
-        <w:t>The Scout's Sourcing Doctrine</w:t>
+        <w:t>The Insider's Sourcing Doctrine</w:t>
       </w:r>
     </w:p>
     <w:p>
@@ -84,7 +84,7 @@
           <w:i w:val="0"/>
           <w:sz w:val="20"/>
         </w:rPr>
-        <w:t xml:space="preserve">A Scout's job is </w:t>
+        <w:t xml:space="preserve">A Insider's job is </w:t>
       </w:r>
       <w:r>
         <w:rPr>
@@ -118,7 +118,7 @@
         <w:rPr>
           <w:sz w:val="19"/>
         </w:rPr>
-        <w:t xml:space="preserve"> If it has national press or everyone already covers it, it isn't a Scout story — unless we find a genuinely new angle.</w:t>
+        <w:t xml:space="preserve"> If it has national press or everyone already covers it, it isn't a Insider story — unless we find a genuinely new angle.</w:t>
       </w:r>
     </w:p>
     <w:p>
@@ -226,7 +226,7 @@
           <w:b/>
           <w:sz w:val="19"/>
         </w:rPr>
-        <w:t>Even the famous get the Scout treatment.</w:t>
+        <w:t>Even the famous get the Insider treatment.</w:t>
       </w:r>
       <w:r>
         <w:rPr>
@@ -270,7 +270,7 @@
           <w:color w:val="B8860B"/>
           <w:sz w:val="30"/>
         </w:rPr>
-        <w:t>★ Scout's Picks — start with these</w:t>
+        <w:t>★ Insider's Picks — start with these</w:t>
       </w:r>
     </w:p>
     <w:p>
@@ -478,7 +478,7 @@
           <w:color w:val="1B3A4B"/>
           <w:sz w:val="30"/>
         </w:rPr>
-        <w:t>Giving the famous the Scout treatment</w:t>
+        <w:t>Giving the famous the Insider treatment</w:t>
       </w:r>
     </w:p>
     <w:p>
@@ -624,7 +624,7 @@
                 <w:b w:val="0"/>
                 <w:sz w:val="17"/>
               </w:rPr>
-              <w:t>Drop the 'NYT Top 50' line everyone uses. The Scout angle: the civil-engineering student who fell for cooking and now bridges Amman and Appalachia on one plate — built around his family's recipes, the local farms he sources from, and the line cooks he's training.</w:t>
+              <w:t>Drop the 'NYT Top 50' line everyone uses. The Insider angle: the civil-engineering student who fell for cooking and now bridges Amman and Appalachia on one plate — built around his family's recipes, the local farms he sources from, and the line cooks he's training.</w:t>
             </w:r>
           </w:p>
         </w:tc>
@@ -686,7 +686,7 @@
                 <w:b w:val="0"/>
                 <w:sz w:val="17"/>
               </w:rPr>
-              <w:t>Skip the Michelin Bib. The Scout angle: spotlight Amanda Niel (the business partner usually in the chef's shadow) and the masa — the daily nixtamal-and-tortilla ritual and the person at the comal — as a Texas 'love letter' to St. Elmo, not an award.</w:t>
+              <w:t>Skip the Michelin Bib. The Insider angle: spotlight Amanda Niel (the business partner usually in the chef's shadow) and the masa — the daily nixtamal-and-tortilla ritual and the person at the comal — as a Texas 'love letter' to St. Elmo, not an award.</w:t>
             </w:r>
           </w:p>
         </w:tc>
@@ -7982,7 +7982,7 @@
           <w:color w:val="E76F51"/>
           <w:sz w:val="30"/>
         </w:rPr>
-        <w:t>Verify before print (the Scout's discipline)</w:t>
+        <w:t>Verify before print (the Insider's discipline)</w:t>
       </w:r>
     </w:p>
     <w:p>
